--- a/documents/SDD Master Spec.docx
+++ b/documents/SDD Master Spec.docx
@@ -1901,6 +1901,21 @@
       </w:r>
     </w:p>
     <w:p>
+      <w:r>
+        <w:t>If enabled by the user:</w:t>
+      </w:r>
+      <w:r>
+        <w:t xml:space="preserve"> </w:t>
+      </w:r>
+      <w:r>
+        <w:t>Uses pre</w:t>
+      </w:r>
+      <w:r>
+        <w:noBreakHyphen/>
+        <w:t>approved folder scope</w:t>
+      </w:r>
+    </w:p>
+    <w:p>
       <w:pPr>
         <w:numPr>
           <w:ilvl w:val="0"/>
@@ -1933,6 +1948,17 @@
         </w:numPr>
       </w:pPr>
       <w:r>
+        <w:t>If sensitive files are found- move it to authenticated folder</w:t>
+      </w:r>
+    </w:p>
+    <w:p>
+      <w:pPr>
+        <w:numPr>
+          <w:ilvl w:val="0"/>
+          <w:numId w:val="10"/>
+        </w:numPr>
+      </w:pPr>
+      <w:r>
         <w:t>Sends summary</w:t>
       </w:r>
     </w:p>
@@ -2092,6 +2118,7 @@
     </w:p>
     <w:p>
       <w:r>
+        <w:lastRenderedPageBreak/>
         <w:t>Agent learns:</w:t>
       </w:r>
     </w:p>
@@ -2114,7 +2141,6 @@
         </w:numPr>
       </w:pPr>
       <w:r>
-        <w:lastRenderedPageBreak/>
         <w:t>User archives screenshots</w:t>
       </w:r>
     </w:p>
@@ -2448,6 +2474,7 @@
         </w:rPr>
       </w:pPr>
       <w:r>
+        <w:lastRenderedPageBreak/>
         <w:t>Agent must allow user to update the policy anytime</w:t>
       </w:r>
     </w:p>
@@ -2478,7 +2505,6 @@
           <w:b/>
           <w:bCs/>
         </w:rPr>
-        <w:lastRenderedPageBreak/>
         <w:t>8</w:t>
       </w:r>
       <w:r>
@@ -2785,7 +2811,6 @@
           <w:b/>
           <w:bCs/>
         </w:rPr>
-        <w:lastRenderedPageBreak/>
         <w:t>10</w:t>
       </w:r>
       <w:r>
@@ -3111,6 +3136,7 @@
         </w:numPr>
       </w:pPr>
       <w:r>
+        <w:lastRenderedPageBreak/>
         <w:t>Security Spec</w:t>
       </w:r>
     </w:p>
@@ -3133,7 +3159,6 @@
         </w:numPr>
       </w:pPr>
       <w:r>
-        <w:lastRenderedPageBreak/>
         <w:t>Agent CLI Spec</w:t>
       </w:r>
     </w:p>
@@ -3513,6 +3538,7 @@
         </w:numPr>
       </w:pPr>
       <w:r>
+        <w:lastRenderedPageBreak/>
         <w:t>Browser downloads</w:t>
       </w:r>
     </w:p>
@@ -3548,7 +3574,6 @@
           <w:b/>
           <w:bCs/>
         </w:rPr>
-        <w:lastRenderedPageBreak/>
         <w:t>7. Cloud Backup Before Cleanup</w:t>
       </w:r>
     </w:p>
